--- a/_site/operating-system/2025-12-31-guia-de-positron-ide/index.docx
+++ b/_site/operating-system/2025-12-31-guia-de-positron-ide/index.docx
@@ -19582,7 +19582,7 @@
     </w:p>
     <w:bookmarkEnd w:id="112"/>
     <w:bookmarkEnd w:id="113"/>
-    <w:bookmarkStart w:id="156" w:name="publicaciones-similares"/>
+    <w:bookmarkStart w:id="152" w:name="publicaciones-similares"/>
     <w:p>
       <w:pPr>
         <w:pStyle w:val="Heading1"/>
@@ -19826,7 +19826,7 @@
           <w:rPr>
             <w:rStyle w:val="Hyperlink"/>
           </w:rPr>
-          <w:t xml:space="preserve">01 Introduccion Linux</w:t>
+          <w:t xml:space="preserve">02 Distribuciones Linux</w:t>
         </w:r>
       </w:hyperlink>
     </w:p>
@@ -19843,27 +19843,6 @@
         <w:t xml:space="preserve"> </w:t>
       </w:r>
       <w:hyperlink r:id="rId137">
-        <w:r>
-          <w:rPr>
-            <w:rStyle w:val="Hyperlink"/>
-          </w:rPr>
-          <w:t xml:space="preserve">02 Distribuciones Linux</w:t>
-        </w:r>
-      </w:hyperlink>
-    </w:p>
-    <w:p>
-      <w:pPr>
-        <w:pStyle w:val="Compact"/>
-        <w:numPr>
-          <w:ilvl w:val="0"/>
-          <w:numId w:val="1014"/>
-        </w:numPr>
-      </w:pPr>
-      <w:hyperlink r:id="rId138"/>
-      <w:r>
-        <w:t xml:space="preserve"> </w:t>
-      </w:r>
-      <w:hyperlink r:id="rId139">
         <w:r>
           <w:rPr>
             <w:rStyle w:val="Hyperlink"/>
@@ -19880,11 +19859,11 @@
           <w:numId w:val="1014"/>
         </w:numPr>
       </w:pPr>
-      <w:hyperlink r:id="rId140"/>
-      <w:r>
-        <w:t xml:space="preserve"> </w:t>
-      </w:r>
-      <w:hyperlink r:id="rId141">
+      <w:hyperlink r:id="rId138"/>
+      <w:r>
+        <w:t xml:space="preserve"> </w:t>
+      </w:r>
+      <w:hyperlink r:id="rId139">
         <w:r>
           <w:rPr>
             <w:rStyle w:val="Hyperlink"/>
@@ -19901,11 +19880,11 @@
           <w:numId w:val="1014"/>
         </w:numPr>
       </w:pPr>
-      <w:hyperlink r:id="rId142"/>
-      <w:r>
-        <w:t xml:space="preserve"> </w:t>
-      </w:r>
-      <w:hyperlink r:id="rId143">
+      <w:hyperlink r:id="rId140"/>
+      <w:r>
+        <w:t xml:space="preserve"> </w:t>
+      </w:r>
+      <w:hyperlink r:id="rId141">
         <w:r>
           <w:rPr>
             <w:rStyle w:val="Hyperlink"/>
@@ -19922,11 +19901,11 @@
           <w:numId w:val="1014"/>
         </w:numPr>
       </w:pPr>
-      <w:hyperlink r:id="rId144"/>
-      <w:r>
-        <w:t xml:space="preserve"> </w:t>
-      </w:r>
-      <w:hyperlink r:id="rId145">
+      <w:hyperlink r:id="rId142"/>
+      <w:r>
+        <w:t xml:space="preserve"> </w:t>
+      </w:r>
+      <w:hyperlink r:id="rId143">
         <w:r>
           <w:rPr>
             <w:rStyle w:val="Hyperlink"/>
@@ -19943,11 +19922,11 @@
           <w:numId w:val="1014"/>
         </w:numPr>
       </w:pPr>
-      <w:hyperlink r:id="rId146"/>
-      <w:r>
-        <w:t xml:space="preserve"> </w:t>
-      </w:r>
-      <w:hyperlink r:id="rId147">
+      <w:hyperlink r:id="rId144"/>
+      <w:r>
+        <w:t xml:space="preserve"> </w:t>
+      </w:r>
+      <w:hyperlink r:id="rId145">
         <w:r>
           <w:rPr>
             <w:rStyle w:val="Hyperlink"/>
@@ -19964,11 +19943,11 @@
           <w:numId w:val="1014"/>
         </w:numPr>
       </w:pPr>
-      <w:hyperlink r:id="rId148"/>
-      <w:r>
-        <w:t xml:space="preserve"> </w:t>
-      </w:r>
-      <w:hyperlink r:id="rId149">
+      <w:hyperlink r:id="rId146"/>
+      <w:r>
+        <w:t xml:space="preserve"> </w:t>
+      </w:r>
+      <w:hyperlink r:id="rId147">
         <w:r>
           <w:rPr>
             <w:rStyle w:val="Hyperlink"/>
@@ -19985,11 +19964,11 @@
           <w:numId w:val="1014"/>
         </w:numPr>
       </w:pPr>
-      <w:hyperlink r:id="rId150"/>
-      <w:r>
-        <w:t xml:space="preserve"> </w:t>
-      </w:r>
-      <w:hyperlink r:id="rId151">
+      <w:hyperlink r:id="rId148"/>
+      <w:r>
+        <w:t xml:space="preserve"> </w:t>
+      </w:r>
+      <w:hyperlink r:id="rId149">
         <w:r>
           <w:rPr>
             <w:rStyle w:val="Hyperlink"/>
@@ -20006,11 +19985,11 @@
           <w:numId w:val="1014"/>
         </w:numPr>
       </w:pPr>
-      <w:hyperlink r:id="rId152"/>
-      <w:r>
-        <w:t xml:space="preserve"> </w:t>
-      </w:r>
-      <w:hyperlink r:id="rId153">
+      <w:hyperlink r:id="rId150"/>
+      <w:r>
+        <w:t xml:space="preserve"> </w:t>
+      </w:r>
+      <w:hyperlink r:id="rId151">
         <w:r>
           <w:rPr>
             <w:rStyle w:val="Hyperlink"/>
@@ -20021,34 +20000,13 @@
     </w:p>
     <w:p>
       <w:pPr>
-        <w:pStyle w:val="Compact"/>
-        <w:numPr>
-          <w:ilvl w:val="0"/>
-          <w:numId w:val="1014"/>
-        </w:numPr>
-      </w:pPr>
-      <w:hyperlink r:id="rId154"/>
-      <w:r>
-        <w:t xml:space="preserve"> </w:t>
-      </w:r>
-      <w:hyperlink r:id="rId155">
-        <w:r>
-          <w:rPr>
-            <w:rStyle w:val="Hyperlink"/>
-          </w:rPr>
-          <w:t xml:space="preserve">Guia De Rsync</w:t>
-        </w:r>
-      </w:hyperlink>
-    </w:p>
-    <w:p>
-      <w:pPr>
         <w:pStyle w:val="FirstParagraph"/>
       </w:pPr>
       <w:r>
         <w:t xml:space="preserve">Esperamos que encuentres estas publicaciones igualmente interesantes y útiles. ¡Disfruta de la lectura!</w:t>
       </w:r>
     </w:p>
-    <w:bookmarkEnd w:id="156"/>
+    <w:bookmarkEnd w:id="152"/>
     <w:sectPr>
       <w:headerReference r:id="rId8" w:type="even"/>
       <w:headerReference r:id="rId9" w:type="default"/>
